--- a/word_templates/template_收购业务批复.docx
+++ b/word_templates/template_收购业务批复.docx
@@ -69,7 +69,6 @@
           <w:szCs w:val="30"/>
         </w:rPr>
       </w:pPr>
-      <w:proofErr w:type="gramStart"/>
       <w:r>
         <w:rPr>
           <w:rFonts w:ascii="Times New Roman" w:hAnsi="Times New Roman" w:cs="Times New Roman"/>
@@ -85,25 +84,7 @@
           <w:color w:val="000000"/>
           <w:szCs w:val="30"/>
         </w:rPr>
-        <w:t>doc</w:t>
-      </w:r>
-      <w:proofErr w:type="gramEnd"/>
-      <w:r>
-        <w:rPr>
-          <w:rFonts w:ascii="Times New Roman" w:hAnsi="Times New Roman" w:cs="Times New Roman"/>
-          <w:color w:val="000000"/>
-          <w:szCs w:val="30"/>
-        </w:rPr>
-        <w:t>_full_</w:t>
-      </w:r>
-      <w:proofErr w:type="gramStart"/>
-      <w:r>
-        <w:rPr>
-          <w:rFonts w:ascii="Times New Roman" w:hAnsi="Times New Roman" w:cs="Times New Roman"/>
-          <w:color w:val="000000"/>
-          <w:szCs w:val="30"/>
-        </w:rPr>
-        <w:t>no</w:t>
+        <w:t>doc_full_no</w:t>
       </w:r>
       <w:proofErr w:type="spellEnd"/>
       <w:r>
@@ -112,16 +93,7 @@
           <w:color w:val="000000"/>
           <w:szCs w:val="30"/>
         </w:rPr>
-        <w:t xml:space="preserve"> }</w:t>
-      </w:r>
-      <w:proofErr w:type="gramEnd"/>
-      <w:r>
-        <w:rPr>
-          <w:rFonts w:ascii="Times New Roman" w:hAnsi="Times New Roman" w:cs="Times New Roman"/>
-          <w:color w:val="000000"/>
-          <w:szCs w:val="30"/>
-        </w:rPr>
-        <w:t>}</w:t>
+        <w:t xml:space="preserve"> }}</w:t>
       </w:r>
     </w:p>
     <w:p>
@@ -285,7 +257,7 @@
         <w:ind w:firstLineChars="0" w:firstLine="0"/>
         <w:jc w:val="both"/>
         <w:rPr>
-          <w:rFonts w:ascii="Times New Roman" w:hAnsi="Times New Roman" w:cs="Times New Roman" w:hint="eastAsia"/>
+          <w:rFonts w:ascii="Times New Roman" w:hAnsi="Times New Roman" w:cs="Times New Roman"/>
           <w:color w:val="000000"/>
           <w:szCs w:val="30"/>
         </w:rPr>
@@ -318,23 +290,13 @@
           <w:szCs w:val="30"/>
         </w:rPr>
       </w:pPr>
-      <w:proofErr w:type="gramStart"/>
-      <w:r>
-        <w:rPr>
-          <w:rFonts w:ascii="Times New Roman" w:hAnsi="Times New Roman" w:cs="Times New Roman"/>
-          <w:color w:val="000000"/>
-          <w:szCs w:val="30"/>
-        </w:rPr>
-        <w:t>你部门</w:t>
-      </w:r>
-      <w:proofErr w:type="gramEnd"/>
-      <w:r>
-        <w:rPr>
-          <w:rFonts w:ascii="Times New Roman" w:hAnsi="Times New Roman" w:cs="Times New Roman"/>
-          <w:color w:val="000000"/>
-          <w:szCs w:val="30"/>
-        </w:rPr>
-        <w:t>提报的</w:t>
+      <w:r>
+        <w:rPr>
+          <w:rFonts w:ascii="Times New Roman" w:hAnsi="Times New Roman" w:cs="Times New Roman"/>
+          <w:color w:val="000000"/>
+          <w:szCs w:val="30"/>
+        </w:rPr>
+        <w:t>你部门提报的</w:t>
       </w:r>
       <w:r>
         <w:rPr>
@@ -810,21 +772,7 @@
         <w:rPr>
           <w:rFonts w:ascii="Times New Roman" w:hAnsi="Times New Roman" w:cs="Times New Roman"/>
         </w:rPr>
-        <w:t>标的债权过渡期内产生的</w:t>
-      </w:r>
-      <w:proofErr w:type="gramStart"/>
-      <w:r>
-        <w:rPr>
-          <w:rFonts w:ascii="Times New Roman" w:hAnsi="Times New Roman" w:cs="Times New Roman"/>
-        </w:rPr>
-        <w:t>收益归受让方</w:t>
-      </w:r>
-      <w:proofErr w:type="gramEnd"/>
-      <w:r>
-        <w:rPr>
-          <w:rFonts w:ascii="Times New Roman" w:hAnsi="Times New Roman" w:cs="Times New Roman"/>
-        </w:rPr>
-        <w:t>所有，过渡期内产生的费用由受让方承担。</w:t>
+        <w:t>标的债权过渡期内产生的收益归受让方所有，过渡期内产生的费用由受让方承担。</w:t>
       </w:r>
     </w:p>
     <w:p>
@@ -890,7 +838,6 @@
         </w:rPr>
         <w:t>项目负责人：</w:t>
       </w:r>
-      <w:proofErr w:type="gramStart"/>
       <w:r>
         <w:rPr>
           <w:rFonts w:ascii="Times New Roman" w:hAnsi="Times New Roman" w:cs="Times New Roman"/>
@@ -906,25 +853,7 @@
           <w:color w:val="000000"/>
           <w:szCs w:val="30"/>
         </w:rPr>
-        <w:t>project</w:t>
-      </w:r>
-      <w:proofErr w:type="gramEnd"/>
-      <w:r>
-        <w:rPr>
-          <w:rFonts w:ascii="Times New Roman" w:hAnsi="Times New Roman" w:cs="Times New Roman"/>
-          <w:color w:val="000000"/>
-          <w:szCs w:val="30"/>
-        </w:rPr>
-        <w:t>_</w:t>
-      </w:r>
-      <w:proofErr w:type="gramStart"/>
-      <w:r>
-        <w:rPr>
-          <w:rFonts w:ascii="Times New Roman" w:hAnsi="Times New Roman" w:cs="Times New Roman"/>
-          <w:color w:val="000000"/>
-          <w:szCs w:val="30"/>
-        </w:rPr>
-        <w:t>leaders</w:t>
+        <w:t>project_leaders</w:t>
       </w:r>
       <w:proofErr w:type="spellEnd"/>
       <w:r>
@@ -933,16 +862,7 @@
           <w:color w:val="000000"/>
           <w:szCs w:val="30"/>
         </w:rPr>
-        <w:t xml:space="preserve"> }</w:t>
-      </w:r>
-      <w:proofErr w:type="gramEnd"/>
-      <w:r>
-        <w:rPr>
-          <w:rFonts w:ascii="Times New Roman" w:hAnsi="Times New Roman" w:cs="Times New Roman"/>
-          <w:color w:val="000000"/>
-          <w:szCs w:val="30"/>
-        </w:rPr>
-        <w:t>}</w:t>
+        <w:t xml:space="preserve"> }}</w:t>
       </w:r>
     </w:p>
     <w:p>
@@ -1024,7 +944,6 @@
           <w:szCs w:val="30"/>
         </w:rPr>
       </w:pPr>
-      <w:proofErr w:type="gramStart"/>
       <w:r>
         <w:rPr>
           <w:rFonts w:ascii="Times New Roman" w:hAnsi="Times New Roman" w:cs="Times New Roman"/>
@@ -1040,25 +959,7 @@
           <w:color w:val="000000"/>
           <w:szCs w:val="30"/>
         </w:rPr>
-        <w:t>approval</w:t>
-      </w:r>
-      <w:proofErr w:type="gramEnd"/>
-      <w:r>
-        <w:rPr>
-          <w:rFonts w:ascii="Times New Roman" w:hAnsi="Times New Roman" w:cs="Times New Roman"/>
-          <w:color w:val="000000"/>
-          <w:szCs w:val="30"/>
-        </w:rPr>
-        <w:t>_</w:t>
-      </w:r>
-      <w:proofErr w:type="gramStart"/>
-      <w:r>
-        <w:rPr>
-          <w:rFonts w:ascii="Times New Roman" w:hAnsi="Times New Roman" w:cs="Times New Roman"/>
-          <w:color w:val="000000"/>
-          <w:szCs w:val="30"/>
-        </w:rPr>
-        <w:t>date</w:t>
+        <w:t>approval_date</w:t>
       </w:r>
       <w:proofErr w:type="spellEnd"/>
       <w:r>
@@ -1067,16 +968,7 @@
           <w:color w:val="000000"/>
           <w:szCs w:val="30"/>
         </w:rPr>
-        <w:t xml:space="preserve"> }</w:t>
-      </w:r>
-      <w:proofErr w:type="gramEnd"/>
-      <w:r>
-        <w:rPr>
-          <w:rFonts w:ascii="Times New Roman" w:hAnsi="Times New Roman" w:cs="Times New Roman"/>
-          <w:color w:val="000000"/>
-          <w:szCs w:val="30"/>
-        </w:rPr>
-        <w:t>} </w:t>
+        <w:t xml:space="preserve"> }} </w:t>
       </w:r>
     </w:p>
     <w:p>
@@ -1175,157 +1067,36 @@
       <w:r>
         <w:rPr>
           <w:rFonts w:ascii="Times New Roman" w:hAnsi="Times New Roman" w:cs="Times New Roman"/>
-          <w:sz w:val="21"/>
-          <w:szCs w:val="21"/>
-        </w:rPr>
-        <w:fldChar w:fldCharType="begin"/>
-      </w:r>
-      <w:r>
-        <w:rPr>
-          <w:rFonts w:ascii="Times New Roman" w:hAnsi="Times New Roman" w:cs="Times New Roman"/>
-          <w:sz w:val="21"/>
-          <w:szCs w:val="21"/>
-        </w:rPr>
-        <w:instrText xml:space="preserve"> MERGEFIELD </w:instrText>
-      </w:r>
-      <w:r>
-        <w:rPr>
-          <w:rFonts w:ascii="Times New Roman" w:hAnsi="Times New Roman" w:cs="Times New Roman"/>
-          <w:sz w:val="21"/>
-          <w:szCs w:val="21"/>
-        </w:rPr>
-        <w:instrText>基准日</w:instrText>
-      </w:r>
-      <w:r>
-        <w:rPr>
-          <w:rFonts w:ascii="Times New Roman" w:hAnsi="Times New Roman" w:cs="Times New Roman"/>
-          <w:sz w:val="21"/>
-          <w:szCs w:val="21"/>
-        </w:rPr>
-        <w:instrText xml:space="preserve"> </w:instrText>
-      </w:r>
-      <w:r>
-        <w:rPr>
-          <w:rFonts w:ascii="Times New Roman" w:hAnsi="Times New Roman" w:cs="Times New Roman" w:hint="eastAsia"/>
-          <w:sz w:val="21"/>
-          <w:szCs w:val="21"/>
-        </w:rPr>
-        <w:instrText>\@"YYYY</w:instrText>
-      </w:r>
-      <w:r>
-        <w:rPr>
-          <w:rFonts w:ascii="Times New Roman" w:hAnsi="Times New Roman" w:cs="Times New Roman" w:hint="eastAsia"/>
-          <w:sz w:val="21"/>
-          <w:szCs w:val="21"/>
-        </w:rPr>
-        <w:instrText>年</w:instrText>
-      </w:r>
-      <w:r>
-        <w:rPr>
-          <w:rFonts w:ascii="Times New Roman" w:hAnsi="Times New Roman" w:cs="Times New Roman" w:hint="eastAsia"/>
-          <w:sz w:val="21"/>
-          <w:szCs w:val="21"/>
-        </w:rPr>
-        <w:instrText>M</w:instrText>
-      </w:r>
-      <w:r>
-        <w:rPr>
-          <w:rFonts w:ascii="Times New Roman" w:hAnsi="Times New Roman" w:cs="Times New Roman" w:hint="eastAsia"/>
-          <w:sz w:val="21"/>
-          <w:szCs w:val="21"/>
-        </w:rPr>
-        <w:instrText>月</w:instrText>
-      </w:r>
-      <w:r>
-        <w:rPr>
-          <w:rFonts w:ascii="Times New Roman" w:hAnsi="Times New Roman" w:cs="Times New Roman" w:hint="eastAsia"/>
-          <w:sz w:val="21"/>
-          <w:szCs w:val="21"/>
-        </w:rPr>
-        <w:instrText>D</w:instrText>
-      </w:r>
-      <w:r>
-        <w:rPr>
-          <w:rFonts w:ascii="Times New Roman" w:hAnsi="Times New Roman" w:cs="Times New Roman" w:hint="eastAsia"/>
-          <w:sz w:val="21"/>
-          <w:szCs w:val="21"/>
-        </w:rPr>
-        <w:instrText>日</w:instrText>
-      </w:r>
-      <w:r>
-        <w:rPr>
-          <w:rFonts w:ascii="Times New Roman" w:hAnsi="Times New Roman" w:cs="Times New Roman"/>
-          <w:sz w:val="21"/>
-          <w:szCs w:val="21"/>
-        </w:rPr>
-        <w:fldChar w:fldCharType="separate"/>
-      </w:r>
-      <w:r>
-        <w:rPr>
-          <w:rFonts w:ascii="Times New Roman" w:hAnsi="Times New Roman" w:cs="Times New Roman"/>
-          <w:noProof/>
-          <w:sz w:val="21"/>
-          <w:szCs w:val="21"/>
-        </w:rPr>
-        <w:t>«</w:t>
-      </w:r>
-      <w:r>
-        <w:rPr>
-          <w:rFonts w:ascii="Times New Roman" w:hAnsi="Times New Roman" w:cs="Times New Roman" w:hint="eastAsia"/>
-          <w:noProof/>
-          <w:sz w:val="21"/>
-          <w:szCs w:val="21"/>
-        </w:rPr>
-        <w:t>基准日</w:t>
-      </w:r>
-      <w:r>
-        <w:rPr>
-          <w:rFonts w:ascii="Times New Roman" w:hAnsi="Times New Roman" w:cs="Times New Roman"/>
-          <w:noProof/>
-          <w:sz w:val="21"/>
-          <w:szCs w:val="21"/>
-        </w:rPr>
-        <w:t>»</w:t>
-      </w:r>
-      <w:r>
-        <w:rPr>
-          <w:rFonts w:ascii="Times New Roman" w:hAnsi="Times New Roman" w:cs="Times New Roman"/>
-          <w:sz w:val="21"/>
-          <w:szCs w:val="21"/>
-        </w:rPr>
-        <w:fldChar w:fldCharType="end"/>
-      </w:r>
-      <w:r>
-        <w:rPr>
-          <w:rFonts w:ascii="Times New Roman" w:hAnsi="Times New Roman" w:cs="Times New Roman"/>
-          <w:sz w:val="21"/>
-          <w:szCs w:val="21"/>
-        </w:rPr>
-        <w:t xml:space="preserve"> </w:t>
-      </w:r>
-      <w:r>
-        <w:rPr>
-          <w:rFonts w:ascii="Times New Roman" w:hAnsi="Times New Roman" w:cs="Times New Roman"/>
           <w:sz w:val="24"/>
           <w:szCs w:val="24"/>
         </w:rPr>
-        <w:t xml:space="preserve">     </w:t>
-      </w:r>
-      <w:r>
-        <w:rPr>
-          <w:rFonts w:ascii="Times New Roman" w:hAnsi="Times New Roman" w:cs="Times New Roman" w:hint="eastAsia"/>
+        <w:t xml:space="preserve">{{ </w:t>
+      </w:r>
+      <w:proofErr w:type="spellStart"/>
+      <w:r>
+        <w:rPr>
+          <w:rFonts w:ascii="Times New Roman" w:hAnsi="Times New Roman" w:cs="Times New Roman"/>
           <w:sz w:val="24"/>
           <w:szCs w:val="24"/>
         </w:rPr>
-        <w:t xml:space="preserve">     </w:t>
-      </w:r>
+        <w:t>base_date</w:t>
+      </w:r>
+      <w:proofErr w:type="spellEnd"/>
       <w:r>
         <w:rPr>
           <w:rFonts w:ascii="Times New Roman" w:hAnsi="Times New Roman" w:cs="Times New Roman"/>
           <w:sz w:val="24"/>
           <w:szCs w:val="24"/>
         </w:rPr>
-        <w:t xml:space="preserve">                    </w:t>
+        <w:t xml:space="preserve"> }}</w:t>
+      </w:r>
+      <w:r>
+        <w:rPr>
+          <w:rFonts w:ascii="Times New Roman" w:hAnsi="Times New Roman" w:cs="Times New Roman"/>
+          <w:sz w:val="24"/>
+          <w:szCs w:val="24"/>
+        </w:rPr>
+        <w:t xml:space="preserve">                  </w:t>
       </w:r>
       <w:r>
         <w:rPr>
@@ -7308,10 +7079,6 @@
 </file>
 
 <file path=customXml/item1.xml><?xml version="1.0" encoding="utf-8"?>
-<b:Sources xmlns:b="http://schemas.openxmlformats.org/officeDocument/2006/bibliography" xmlns="http://schemas.openxmlformats.org/officeDocument/2006/bibliography" SelectedStyle="\APASixthEditionOfficeOnline.xsl" StyleName="APA" Version="6"/>
-</file>
-
-<file path=customXml/item2.xml><?xml version="1.0" encoding="utf-8"?>
 <s:customData xmlns="http://www.wps.cn/officeDocument/2013/wpsCustomData" xmlns:s="http://www.wps.cn/officeDocument/2013/wpsCustomData">
   <customSectProps>
     <customSectPr/>
@@ -7322,18 +7089,22 @@
 </s:customData>
 </file>
 
+<file path=customXml/item2.xml><?xml version="1.0" encoding="utf-8"?>
+<b:Sources xmlns:b="http://schemas.openxmlformats.org/officeDocument/2006/bibliography" xmlns="http://schemas.openxmlformats.org/officeDocument/2006/bibliography" SelectedStyle="\APASixthEditionOfficeOnline.xsl" StyleName="APA" Version="6"/>
+</file>
+
 <file path=customXml/itemProps1.xml><?xml version="1.0" encoding="utf-8"?>
+<ds:datastoreItem xmlns:ds="http://schemas.openxmlformats.org/officeDocument/2006/customXml" ds:itemID="{B1977F7D-205B-4081-913C-38D41E755F92}">
+  <ds:schemaRefs>
+    <ds:schemaRef ds:uri="http://www.wps.cn/officeDocument/2013/wpsCustomData"/>
+  </ds:schemaRefs>
+</ds:datastoreItem>
+</file>
+
+<file path=customXml/itemProps2.xml><?xml version="1.0" encoding="utf-8"?>
 <ds:datastoreItem xmlns:ds="http://schemas.openxmlformats.org/officeDocument/2006/customXml" ds:itemID="{A3F974DC-EA27-46DB-8918-C2DD52344612}">
   <ds:schemaRefs>
     <ds:schemaRef ds:uri="http://schemas.openxmlformats.org/officeDocument/2006/bibliography"/>
   </ds:schemaRefs>
 </ds:datastoreItem>
-</file>
-
-<file path=customXml/itemProps2.xml><?xml version="1.0" encoding="utf-8"?>
-<ds:datastoreItem xmlns:ds="http://schemas.openxmlformats.org/officeDocument/2006/customXml" ds:itemID="{B1977F7D-205B-4081-913C-38D41E755F92}">
-  <ds:schemaRefs>
-    <ds:schemaRef ds:uri="http://www.wps.cn/officeDocument/2013/wpsCustomData"/>
-  </ds:schemaRefs>
-</ds:datastoreItem>
 </file>